--- a/por/docx/42.content.docx
+++ b/por/docx/42.content.docx
@@ -45604,19 +45604,7 @@
         <w:rPr>
           <w:lang w:val="pt_PT" w:bidi="pt_PT"/>
         </w:rPr>
-        <w:t>Eu agora concedo a você o direito de comer e beber à minha mesa: veja a nota do Tema “</w:t>
-      </w:r>
-      <w:r>
-        <w:rPr>
-          <w:lang w:val="pt_PT" w:bidi="pt_PT"/>
-        </w:rPr>
-        <w:t>O Banquete Messiânico</w:t>
-      </w:r>
-      <w:r>
-        <w:rPr>
-          <w:lang w:val="pt_PT" w:bidi="pt_PT"/>
-        </w:rPr>
-        <w:t>”.</w:t>
+        <w:t>Eu agora concedo a você o direito de comer e beber à minha mesa: veja a nota do Tema “O Banquete Messiânico”.</w:t>
       </w:r>
       <w:r>
         <w:rPr>
